--- a/docx_chapters/39_Trail_27__Chestnut_Top.docx
+++ b/docx_chapters/39_Trail_27__Chestnut_Top.docx
@@ -127,18 +127,18 @@
               <w:pStyle w:val="Compact"/>
             </w:pPr>
             <w:r>
-              <w:t xml:space="preserve">Time Estimate</w:t>
-            </w:r>
-          </w:p>
-        </w:tc>
-        <w:tc>
-          <w:tcPr/>
-          <w:p>
-            <w:pPr>
-              <w:pStyle w:val="Compact"/>
-            </w:pPr>
-            <w:r>
-              <w:t xml:space="preserve">1.5 hours - 2.5 hours</w:t>
+              <w:t xml:space="preserve">Time from Knoxville</w:t>
+            </w:r>
+          </w:p>
+        </w:tc>
+        <w:tc>
+          <w:tcPr/>
+          <w:p>
+            <w:pPr>
+              <w:pStyle w:val="Compact"/>
+            </w:pPr>
+            <w:r>
+              <w:t xml:space="preserve">45 mins</w:t>
             </w:r>
           </w:p>
         </w:tc>

--- a/docx_chapters/39_Trail_27__Chestnut_Top.docx
+++ b/docx_chapters/39_Trail_27__Chestnut_Top.docx
@@ -295,7 +295,7 @@
               <w:pStyle w:val="Compact"/>
             </w:pPr>
             <w:r>
-              <w:t xml:space="preserve">Strollers and Wheelchairs</w:t>
+              <w:t xml:space="preserve">Accessibility</w:t>
             </w:r>
           </w:p>
         </w:tc>

--- a/docx_chapters/39_Trail_27__Chestnut_Top.docx
+++ b/docx_chapters/39_Trail_27__Chestnut_Top.docx
@@ -2,7 +2,7 @@
 <file path=word/document.xml><?xml version="1.0" encoding="utf-8"?>
 <w:document xmlns:w="http://schemas.openxmlformats.org/wordprocessingml/2006/main" xmlns:m="http://schemas.openxmlformats.org/officeDocument/2006/math" xmlns:r="http://schemas.openxmlformats.org/officeDocument/2006/relationships" xmlns:o="urn:schemas-microsoft-com:office:office" xmlns:v="urn:schemas-microsoft-com:vml" xmlns:w10="urn:schemas-microsoft-com:office:word" xmlns:a="http://schemas.openxmlformats.org/drawingml/2006/main" xmlns:pic="http://schemas.openxmlformats.org/drawingml/2006/picture" xmlns:wp="http://schemas.openxmlformats.org/drawingml/2006/wordprocessingDrawing">
   <w:body>
-    <w:bookmarkStart w:id="28" w:name="trail-27-chestnut-top"/>
+    <w:bookmarkStart w:id="25" w:name="trail-27-chestnut-top"/>
     <w:p>
       <w:pPr>
         <w:pStyle w:val="Heading2"/>
@@ -313,7 +313,7 @@
       </w:tr>
     </w:tbl>
     <w:bookmarkEnd w:id="21"/>
-    <w:bookmarkStart w:id="25" w:name="directions-to-the-trailhead"/>
+    <w:bookmarkStart w:id="22" w:name="directions-to-the-trailhead"/>
     <w:p>
       <w:pPr>
         <w:pStyle w:val="Heading3"/>
@@ -338,115 +338,6 @@
         <w:t xml:space="preserve">Trailhead GPS Coordinates: 35.66027, -83.70839</w:t>
       </w:r>
     </w:p>
-    <w:tbl>
-      <w:tblPr>
-        <w:tblStyle w:val="Table"/>
-        <w:tblInd w:w="164" w:type="dxa"/>
-        <w:tblBorders>
-          <w:left w:val="single" w:sz="24" w:space="0" w:color="0758E5"/>
-        </w:tblBorders>
-        <w:tblCellMar>
-          <w:left w:w="0" w:type="dxa"/>
-          <w:right w:w="0" w:type="dxa"/>
-        </w:tblCellMar>
-        <w:tblLook w:firstRow="0" w:lastRow="0" w:firstColumn="0" w:lastColumn="0" w:noHBand="0" w:noVBand="0" w:val="0000"/>
-      </w:tblPr>
-      <w:tblGrid>
-        <w:gridCol w:w="7920"/>
-      </w:tblGrid>
-      <w:tr>
-        <w:trPr>
-          <w:cantSplit/>
-        </w:trPr>
-        <w:tc>
-          <w:tcPr>
-            <w:tcMar>
-              <w:left w:w="144" w:type="dxa"/>
-              <w:right w:w="144" w:type="dxa"/>
-            </w:tcMar>
-          </w:tcPr>
-          <w:p>
-            <w:pPr>
-              <w:pStyle w:val="BodyText"/>
-            </w:pPr>
-            <w:pPr>
-              <w:spacing w:before="0" w:after="8"/>
-              <w:jc w:val="center"/>
-            </w:pPr>
-            <w:r>
-              <w:drawing>
-                <wp:inline>
-                  <wp:extent cx="152400" cy="152400"/>
-                  <wp:effectExtent b="0" l="0" r="0" t="0"/>
-                  <wp:docPr descr="" title="" id="23" name="Picture"/>
-                  <a:graphic>
-                    <a:graphicData uri="http://schemas.openxmlformats.org/drawingml/2006/picture">
-                      <pic:pic>
-                        <pic:nvPicPr>
-                          <pic:cNvPr descr="/Applications/quarto/share/formats/docx/note.png" id="24" name="Picture"/>
-                          <pic:cNvPicPr>
-                            <a:picLocks noChangeArrowheads="1" noChangeAspect="1"/>
-                          </pic:cNvPicPr>
-                        </pic:nvPicPr>
-                        <pic:blipFill>
-                          <a:blip r:embed="rId22"/>
-                          <a:stretch>
-                            <a:fillRect/>
-                          </a:stretch>
-                        </pic:blipFill>
-                        <pic:spPr bwMode="auto">
-                          <a:xfrm>
-                            <a:off x="0" y="0"/>
-                            <a:ext cx="152400" cy="152400"/>
-                          </a:xfrm>
-                          <a:prstGeom prst="rect">
-                            <a:avLst/>
-                          </a:prstGeom>
-                          <a:noFill/>
-                          <a:ln w="9525">
-                            <a:noFill/>
-                            <a:headEnd/>
-                            <a:tailEnd/>
-                          </a:ln>
-                        </pic:spPr>
-                      </pic:pic>
-                    </a:graphicData>
-                  </a:graphic>
-                </wp:inline>
-              </w:drawing>
-            </w:r>
-          </w:p>
-        </w:tc>
-        <w:tc>
-          <w:p>
-            <w:pPr>
-              <w:pStyle w:val="BodyText"/>
-            </w:pPr>
-            <w:pPr>
-              <w:spacing w:before="16" w:after="64"/>
-            </w:pPr>
-            <w:r>
-              <w:rPr>
-                <w:b/>
-                <w:bCs/>
-              </w:rPr>
-              <w:t xml:space="preserve">Mountain Laurel</w:t>
-            </w:r>
-          </w:p>
-          <w:p>
-            <w:pPr>
-              <w:pStyle w:val="BodyText"/>
-            </w:pPr>
-            <w:pPr>
-              <w:spacing w:before="16" w:after="16"/>
-            </w:pPr>
-            <w:r>
-              <w:t xml:space="preserve">A large bush in the same family as Rhododendron and Blueberries: heath plants. Beautiful flowers around early June, these plants can be distinguished from Rhododendron by its location, typically on ridges away from water.</w:t>
-            </w:r>
-          </w:p>
-        </w:tc>
-      </w:tr>
-    </w:tbl>
     <w:p>
       <w:pPr>
         <w:pStyle w:val="BodyText"/>
@@ -455,8 +346,8 @@
         <w:t xml:space="preserve">This address is for the Townsend Wye, a prominent intersection between Townsend, the road to Gatlinburg (Little River Gorge Rd.), and the road to Cades Cove (Laurel Creek Road) and one of the best-known summer swimming spots in the Smokies. Park in the large parking area on the left of the Townsend Entrance Rd. on which you entered if coming from Knoxville and Townsend. The trail begins across the Townsend Entrance Road. Look for a sign across the road for the Chestnut Top Trail.</w:t>
       </w:r>
     </w:p>
-    <w:bookmarkEnd w:id="25"/>
-    <w:bookmarkStart w:id="26" w:name="trail-description"/>
+    <w:bookmarkEnd w:id="22"/>
+    <w:bookmarkStart w:id="23" w:name="trail-description"/>
     <w:p>
       <w:pPr>
         <w:pStyle w:val="Heading3"/>
@@ -636,8 +527,8 @@
         </w:tc>
       </w:tr>
     </w:tbl>
-    <w:bookmarkEnd w:id="26"/>
-    <w:bookmarkStart w:id="27" w:name="nearby"/>
+    <w:bookmarkEnd w:id="23"/>
+    <w:bookmarkStart w:id="24" w:name="nearby"/>
     <w:p>
       <w:pPr>
         <w:pStyle w:val="Heading3"/>
@@ -690,8 +581,8 @@
         <w:t xml:space="preserve">This is a classic summertime Smokies activity. From the large parking area near the trailhead, swim in the Little River beside the Townsend Wye, the three-way intersection of Townsend Entrance Road (toward Townsend), Laurel Creek Road (to Cades Cove), and Little River Gorge Road (toward Gatlinburg).</w:t>
       </w:r>
     </w:p>
-    <w:bookmarkEnd w:id="27"/>
-    <w:bookmarkEnd w:id="28"/>
+    <w:bookmarkEnd w:id="24"/>
+    <w:bookmarkEnd w:id="25"/>
     <w:sectPr>
       <w:footnotePr>
         <w:numRestart w:val="eachSect"/>
